--- a/public/resume/generated/rahul-mitra-civic-tech-solution-architect-2026-11.docx
+++ b/public/resume/generated/rahul-mitra-civic-tech-solution-architect-2026-11.docx
@@ -399,7 +399,7 @@
         <w:ind w:left="780" w:hanging="126"/>
       </w:pPr>
       <w:r>
-        <w:t>• Led deployment planning, multi-repo coordination, and stakeholder management across product, engineering, and operations, winning the S$20,000 Sparks Community Innovation Fund.</w:t>
+        <w:t>• Designed rules-based balloting workflows across 4 control points: eligibility checks, conflict resolution, exception handling, and administrative oversight, keeping allocation transparent and auditable.</w:t>
       </w:r>
     </w:p>
     <w:p>
@@ -408,7 +408,7 @@
         <w:ind w:left="780" w:hanging="126"/>
       </w:pPr>
       <w:r>
-        <w:t>• Provisioned AWS infrastructure with Terraform across Fargate services, Route 53 DNS, Redis caching, and Kafka messaging, and applied cloud security controls environment-wide.</w:t>
+        <w:t>• Provisioned AWS infrastructure with Terraform across 8 services: ECS Fargate, Multi-AZ RDS Postgres with PostGIS, ALB fronted by WAFv2, Route 53, ACM, KMS, and Secrets Manager.</w:t>
       </w:r>
     </w:p>
     <w:p>
@@ -509,48 +509,6 @@
       </w:pPr>
       <w:r>
         <w:t>• Integrated SEALION embeddings, Supabase vector search, RRF routing, and scheduler-agent planning into an autonomous loop managing electricity and utility savings across multiple HDB households at once, placing top 8 of 50+ teams.</w:t>
-      </w:r>
-    </w:p>
-    <w:p>
-      <w:pPr>
-        <w:spacing w:before="0" w:after="0"/>
-      </w:pPr>
-      <w:r>
-        <w:rPr>
-          <w:sz w:val="20"/>
-        </w:rPr>
-        <w:t xml:space="preserve"> </w:t>
-      </w:r>
-    </w:p>
-    <w:p>
-      <w:pPr>
-        <w:keepNext/>
-        <w:tabs>
-          <w:tab w:pos="10466" w:val="right"/>
-        </w:tabs>
-        <w:spacing w:before="0" w:after="0"/>
-      </w:pPr>
-      <w:r>
-        <w:rPr>
-          <w:b/>
-        </w:rPr>
-        <w:t>AI/ML Engineer, AgeWellLah.AI: NUS HealthHack</w:t>
-      </w:r>
-      <w:r>
-        <w:rPr>
-          <w:b/>
-        </w:rPr>
-        <w:tab/>
-        <w:t>May 2025</w:t>
-      </w:r>
-    </w:p>
-    <w:p>
-      <w:pPr>
-        <w:spacing w:before="0" w:after="0"/>
-        <w:ind w:left="780" w:hanging="126"/>
-      </w:pPr>
-      <w:r>
-        <w:t>• Developed an elderly-care triage chatbot on OpenAI GPT-4, InterSystems IRIS Vector Search, and Flask, with OAuth2-secured patient profiles and PDPA-aware design.</w:t>
       </w:r>
     </w:p>
     <w:p>

--- a/public/resume/generated/rahul-mitra-civic-tech-solution-architect-2026-11.docx
+++ b/public/resume/generated/rahul-mitra-civic-tech-solution-architect-2026-11.docx
@@ -601,7 +601,7 @@
         <w:spacing w:before="0" w:after="0"/>
       </w:pPr>
       <w:r>
-        <w:t>Technical: Solution architecture; cloud (AWS Fargate, Terraform, Azure, Docker, CI/CD); full-stack (React, TypeScript, FastAPI, Flask); Singpass Login &amp; Myinfo (OIDC); RAG &amp; AI agents; GIS mapping; accessibility; rapid prototyping</w:t>
+        <w:t>Technical: Solution architecture; cloud (AWS Fargate, Terraform, Azure, Docker, CI/CD); full-stack (React, TypeScript, FastAPI, Flask); Singpass Login &amp; Myinfo (OIDC); RAG &amp; AI agents; AI tools (Claude Code, ChatGPT, Codex, Gemini, ComfyUI); GIS mapping; accessibility; rapid prototyping</w:t>
       </w:r>
     </w:p>
     <w:p>

--- a/public/resume/generated/rahul-mitra-civic-tech-solution-architect-2026-11.docx
+++ b/public/resume/generated/rahul-mitra-civic-tech-solution-architect-2026-11.docx
@@ -609,7 +609,7 @@
         <w:spacing w:before="0" w:after="0"/>
       </w:pPr>
       <w:r>
-        <w:t>Certifications: NVIDIA Disaster Risk Monitoring with Satellite Imagery; Deep Reinforcement Learning Hands-On (Packt)</w:t>
+        <w:t>Certifications: NVIDIA Disaster Risk Monitoring with Satellite Imagery; Reinforcement Learning and Deep RL Python (Packt)</w:t>
       </w:r>
     </w:p>
     <w:sectPr>
